--- a/RDM-guidelines/VU-CS-Survey-policy.docx
+++ b/RDM-guidelines/VU-CS-Survey-policy.docx
@@ -1115,11 +1115,7 @@
       </w:r>
     </w:p>
     <w:bookmarkEnd w:id="33"/>
-    <w:sectPr>
-      <w:footnotePr>
-        <w:numRestart w:val="eachSect"/>
-      </w:footnotePr>
-    </w:sectPr>
+    <w:sectPr/>
   </w:body>
 </w:document>
 </file>
@@ -1430,6 +1426,8 @@
     </w:pPr>
     <w:rPr>
       <w:rFonts w:asciiTheme="majorHAnsi" w:cstheme="majorBidi" w:eastAsiaTheme="majorEastAsia" w:hAnsiTheme="majorHAnsi"/>
+      <w:spacing w:val="-10"/>
+      <w:kern w:val="28"/>
       <w:sz w:val="56"/>
       <w:szCs w:val="56"/>
     </w:rPr>
@@ -1442,6 +1440,8 @@
     <w:rsid w:val="00A10FD9"/>
     <w:rPr>
       <w:rFonts w:asciiTheme="majorHAnsi" w:cstheme="majorBidi" w:eastAsiaTheme="majorEastAsia" w:hAnsiTheme="majorHAnsi"/>
+      <w:spacing w:val="-10"/>
+      <w:kern w:val="28"/>
       <w:sz w:val="56"/>
       <w:szCs w:val="56"/>
     </w:rPr>
@@ -1482,31 +1482,23 @@
   </w:style>
   <w:style w:customStyle="1" w:styleId="Author" w:type="paragraph">
     <w:name w:val="Author"/>
-    <w:basedOn w:val="Title"/>
     <w:next w:val="BodyText"/>
     <w:qFormat/>
     <w:pPr>
       <w:keepNext/>
       <w:keepLines/>
+      <w:jc w:val="center"/>
     </w:pPr>
-    <w:rPr>
-      <w:sz w:val="24"/>
-      <w:szCs w:val="24"/>
-    </w:rPr>
   </w:style>
   <w:style w:styleId="Date" w:type="paragraph">
     <w:name w:val="Date"/>
-    <w:basedOn w:val="Title"/>
     <w:next w:val="BodyText"/>
     <w:qFormat/>
     <w:pPr>
       <w:keepNext/>
       <w:keepLines/>
+      <w:jc w:val="center"/>
     </w:pPr>
-    <w:rPr>
-      <w:sz w:val="24"/>
-      <w:szCs w:val="24"/>
-    </w:rPr>
   </w:style>
   <w:style w:customStyle="1" w:styleId="AbstractTitle" w:type="paragraph">
     <w:name w:val="Abstract Title"/>

--- a/RDM-guidelines/VU-CS-Survey-policy.docx
+++ b/RDM-guidelines/VU-CS-Survey-policy.docx
@@ -1115,7 +1115,11 @@
       </w:r>
     </w:p>
     <w:bookmarkEnd w:id="33"/>
-    <w:sectPr/>
+    <w:sectPr>
+      <w:footnotePr>
+        <w:numRestart w:val="eachSect"/>
+      </w:footnotePr>
+    </w:sectPr>
   </w:body>
 </w:document>
 </file>
@@ -1426,8 +1430,6 @@
     </w:pPr>
     <w:rPr>
       <w:rFonts w:asciiTheme="majorHAnsi" w:cstheme="majorBidi" w:eastAsiaTheme="majorEastAsia" w:hAnsiTheme="majorHAnsi"/>
-      <w:spacing w:val="-10"/>
-      <w:kern w:val="28"/>
       <w:sz w:val="56"/>
       <w:szCs w:val="56"/>
     </w:rPr>
@@ -1440,8 +1442,6 @@
     <w:rsid w:val="00A10FD9"/>
     <w:rPr>
       <w:rFonts w:asciiTheme="majorHAnsi" w:cstheme="majorBidi" w:eastAsiaTheme="majorEastAsia" w:hAnsiTheme="majorHAnsi"/>
-      <w:spacing w:val="-10"/>
-      <w:kern w:val="28"/>
       <w:sz w:val="56"/>
       <w:szCs w:val="56"/>
     </w:rPr>
@@ -1482,23 +1482,31 @@
   </w:style>
   <w:style w:customStyle="1" w:styleId="Author" w:type="paragraph">
     <w:name w:val="Author"/>
+    <w:basedOn w:val="Title"/>
     <w:next w:val="BodyText"/>
     <w:qFormat/>
     <w:pPr>
       <w:keepNext/>
       <w:keepLines/>
-      <w:jc w:val="center"/>
     </w:pPr>
+    <w:rPr>
+      <w:sz w:val="24"/>
+      <w:szCs w:val="24"/>
+    </w:rPr>
   </w:style>
   <w:style w:styleId="Date" w:type="paragraph">
     <w:name w:val="Date"/>
+    <w:basedOn w:val="Title"/>
     <w:next w:val="BodyText"/>
     <w:qFormat/>
     <w:pPr>
       <w:keepNext/>
       <w:keepLines/>
-      <w:jc w:val="center"/>
     </w:pPr>
+    <w:rPr>
+      <w:sz w:val="24"/>
+      <w:szCs w:val="24"/>
+    </w:rPr>
   </w:style>
   <w:style w:customStyle="1" w:styleId="AbstractTitle" w:type="paragraph">
     <w:name w:val="Abstract Title"/>

--- a/RDM-guidelines/VU-CS-Survey-policy.docx
+++ b/RDM-guidelines/VU-CS-Survey-policy.docx
@@ -162,7 +162,7 @@
         <w:t xml:space="preserve">In the past, such survey data has had to be deleted without being used due to GDPR violations, so it pays to be careful about the rules and guidelines.</w:t>
       </w:r>
     </w:p>
-    <w:bookmarkStart w:id="20" w:name="department-policy"/>
+    <w:bookmarkStart w:id="9" w:name="department-policy"/>
     <w:p>
       <w:pPr>
         <w:pStyle w:val="Heading2"/>
@@ -253,8 +253,8 @@
         <w:t xml:space="preserve">If the survey originates with another department in the VU, we require an ethical self-check, and a check with a privacy champion, before a survey may be sent out to students.</w:t>
       </w:r>
     </w:p>
-    <w:bookmarkEnd w:id="20"/>
-    <w:bookmarkStart w:id="28" w:name="key-principles-and-common-mistakes"/>
+    <w:bookmarkEnd w:id="9"/>
+    <w:bookmarkStart w:id="17" w:name="key-principles-and-common-mistakes"/>
     <w:p>
       <w:pPr>
         <w:pStyle w:val="Heading2"/>
@@ -329,7 +329,7 @@
       <w:r>
         <w:t xml:space="preserve"> </w:t>
       </w:r>
-      <w:hyperlink r:id="rId21">
+      <w:hyperlink r:id="rId10">
         <w:r>
           <w:rPr>
             <w:rStyle w:val="Hyperlink"/>
@@ -358,7 +358,7 @@
       <w:r>
         <w:t xml:space="preserve"> </w:t>
       </w:r>
-      <w:hyperlink r:id="rId22">
+      <w:hyperlink r:id="rId11">
         <w:r>
           <w:rPr>
             <w:rStyle w:val="Hyperlink"/>
@@ -415,7 +415,7 @@
       <w:r>
         <w:t xml:space="preserve"> </w:t>
       </w:r>
-      <w:hyperlink r:id="rId23">
+      <w:hyperlink r:id="rId12">
         <w:r>
           <w:rPr>
             <w:rStyle w:val="Hyperlink"/>
@@ -519,7 +519,7 @@
       <w:r>
         <w:t xml:space="preserve"> </w:t>
       </w:r>
-      <w:hyperlink r:id="rId24">
+      <w:hyperlink r:id="rId13">
         <w:r>
           <w:rPr>
             <w:rStyle w:val="Hyperlink"/>
@@ -617,7 +617,7 @@
       <w:r>
         <w:t xml:space="preserve"> </w:t>
       </w:r>
-      <w:hyperlink r:id="rId25">
+      <w:hyperlink r:id="rId14">
         <w:r>
           <w:rPr>
             <w:rStyle w:val="Hyperlink"/>
@@ -631,7 +631,7 @@
       <w:r>
         <w:t xml:space="preserve"> </w:t>
       </w:r>
-      <w:hyperlink r:id="rId26">
+      <w:hyperlink r:id="rId15">
         <w:r>
           <w:rPr>
             <w:rStyle w:val="Hyperlink"/>
@@ -691,7 +691,7 @@
       <w:r>
         <w:t xml:space="preserve"> </w:t>
       </w:r>
-      <w:hyperlink r:id="rId27">
+      <w:hyperlink r:id="rId16">
         <w:r>
           <w:rPr>
             <w:rStyle w:val="Hyperlink"/>
@@ -706,8 +706,8 @@
         <w:t xml:space="preserve">is a complex problem, and should not be taken lightly.</w:t>
       </w:r>
     </w:p>
-    <w:bookmarkEnd w:id="28"/>
-    <w:bookmarkStart w:id="32" w:name="resources-and-people"/>
+    <w:bookmarkEnd w:id="17"/>
+    <w:bookmarkStart w:id="21" w:name="resources-and-people"/>
     <w:p>
       <w:pPr>
         <w:pStyle w:val="Heading2"/>
@@ -740,7 +740,7 @@
           <w:numId w:val="1007"/>
         </w:numPr>
       </w:pPr>
-      <w:hyperlink r:id="rId29">
+      <w:hyperlink r:id="rId18">
         <w:r>
           <w:rPr>
             <w:rStyle w:val="Hyperlink"/>
@@ -760,7 +760,7 @@
           <w:numId w:val="1007"/>
         </w:numPr>
       </w:pPr>
-      <w:hyperlink r:id="rId21">
+      <w:hyperlink r:id="rId10">
         <w:r>
           <w:rPr>
             <w:rStyle w:val="Hyperlink"/>
@@ -780,7 +780,7 @@
           <w:numId w:val="1007"/>
         </w:numPr>
       </w:pPr>
-      <w:hyperlink r:id="rId30">
+      <w:hyperlink r:id="rId19">
         <w:r>
           <w:rPr>
             <w:rStyle w:val="Hyperlink"/>
@@ -882,7 +882,7 @@
               <w:pStyle w:val="Compact"/>
               <w:jc w:val="left"/>
             </w:pPr>
-            <w:hyperlink r:id="rId31">
+            <w:hyperlink r:id="rId20">
               <w:r>
                 <w:rPr>
                   <w:rStyle w:val="Hyperlink"/>
@@ -980,8 +980,8 @@
         <w:t xml:space="preserve">Different versions of this document were written by Shuai Wang, Kees Verstoep and Peter Bloem, in consultation with the university privacy champions. Any comments or recommendations can be addressed to Peter Bloem.</w:t>
       </w:r>
     </w:p>
-    <w:bookmarkEnd w:id="32"/>
-    <w:bookmarkStart w:id="33" w:name="answers"/>
+    <w:bookmarkEnd w:id="21"/>
+    <w:bookmarkStart w:id="22" w:name="answers"/>
     <w:p>
       <w:pPr>
         <w:pStyle w:val="Heading2"/>
@@ -1114,7 +1114,7 @@
         <w:t xml:space="preserve">There is a small amount of gray area here: for example, asking for date availability for a meeting or for feedback on a department outing. Clearly such informal polls can be sent out without this kind of scrutiny. Common sense should be enough to distinguish surveys from informal, internal polls.</w:t>
       </w:r>
     </w:p>
-    <w:bookmarkEnd w:id="33"/>
+    <w:bookmarkEnd w:id="22"/>
     <w:sectPr>
       <w:footnotePr>
         <w:numRestart w:val="eachSect"/>
@@ -1375,10 +1375,10 @@
   <w:docDefaults>
     <w:rPrDefault>
       <w:rPr>
-        <w:rFonts w:asciiTheme="minorHAnsi" w:cstheme="minorBidi" w:eastAsiaTheme="minorHAnsi" w:hAnsiTheme="minorHAnsi"/>
+        <w:rFonts w:asciiTheme="minorHAnsi" w:cstheme="minorBidi" w:eastAsiaTheme="minorEastAsia" w:hAnsiTheme="minorHAnsi"/>
         <w:sz w:val="24"/>
         <w:szCs w:val="24"/>
-        <w:lang w:bidi="ar-SA" w:eastAsia="en-US" w:val="en-US"/>
+        <w:lang w:bidi="ar-SA" w:eastAsia="zh-CN" w:val="en-US"/>
       </w:rPr>
     </w:rPrDefault>
     <w:pPrDefault>
@@ -1919,13 +1919,6 @@
       </w:tblCellMar>
     </w:tblPr>
     <w:tblStylePr w:type="firstRow">
-      <w:tblPr>
-        <w:jc w:val="left"/>
-        <w:tblInd w:type="dxa" w:w="0"/>
-      </w:tblPr>
-      <w:trPr>
-        <w:jc w:val="left"/>
-      </w:trPr>
       <w:tcPr>
         <w:tcBorders>
           <w:bottom w:val="single"/>

--- a/RDM-guidelines/VU-CS-Survey-policy.docx
+++ b/RDM-guidelines/VU-CS-Survey-policy.docx
@@ -162,7 +162,7 @@
         <w:t xml:space="preserve">In the past, such survey data has had to be deleted without being used due to GDPR violations, so it pays to be careful about the rules and guidelines.</w:t>
       </w:r>
     </w:p>
-    <w:bookmarkStart w:id="9" w:name="department-policy"/>
+    <w:bookmarkStart w:id="20" w:name="department-policy"/>
     <w:p>
       <w:pPr>
         <w:pStyle w:val="Heading2"/>
@@ -253,8 +253,8 @@
         <w:t xml:space="preserve">If the survey originates with another department in the VU, we require an ethical self-check, and a check with a privacy champion, before a survey may be sent out to students.</w:t>
       </w:r>
     </w:p>
-    <w:bookmarkEnd w:id="9"/>
-    <w:bookmarkStart w:id="17" w:name="key-principles-and-common-mistakes"/>
+    <w:bookmarkEnd w:id="20"/>
+    <w:bookmarkStart w:id="28" w:name="key-principles-and-common-mistakes"/>
     <w:p>
       <w:pPr>
         <w:pStyle w:val="Heading2"/>
@@ -329,7 +329,7 @@
       <w:r>
         <w:t xml:space="preserve"> </w:t>
       </w:r>
-      <w:hyperlink r:id="rId10">
+      <w:hyperlink r:id="rId21">
         <w:r>
           <w:rPr>
             <w:rStyle w:val="Hyperlink"/>
@@ -358,7 +358,7 @@
       <w:r>
         <w:t xml:space="preserve"> </w:t>
       </w:r>
-      <w:hyperlink r:id="rId11">
+      <w:hyperlink r:id="rId22">
         <w:r>
           <w:rPr>
             <w:rStyle w:val="Hyperlink"/>
@@ -415,7 +415,7 @@
       <w:r>
         <w:t xml:space="preserve"> </w:t>
       </w:r>
-      <w:hyperlink r:id="rId12">
+      <w:hyperlink r:id="rId23">
         <w:r>
           <w:rPr>
             <w:rStyle w:val="Hyperlink"/>
@@ -519,7 +519,7 @@
       <w:r>
         <w:t xml:space="preserve"> </w:t>
       </w:r>
-      <w:hyperlink r:id="rId13">
+      <w:hyperlink r:id="rId24">
         <w:r>
           <w:rPr>
             <w:rStyle w:val="Hyperlink"/>
@@ -617,7 +617,7 @@
       <w:r>
         <w:t xml:space="preserve"> </w:t>
       </w:r>
-      <w:hyperlink r:id="rId14">
+      <w:hyperlink r:id="rId25">
         <w:r>
           <w:rPr>
             <w:rStyle w:val="Hyperlink"/>
@@ -631,7 +631,7 @@
       <w:r>
         <w:t xml:space="preserve"> </w:t>
       </w:r>
-      <w:hyperlink r:id="rId15">
+      <w:hyperlink r:id="rId26">
         <w:r>
           <w:rPr>
             <w:rStyle w:val="Hyperlink"/>
@@ -691,7 +691,7 @@
       <w:r>
         <w:t xml:space="preserve"> </w:t>
       </w:r>
-      <w:hyperlink r:id="rId16">
+      <w:hyperlink r:id="rId27">
         <w:r>
           <w:rPr>
             <w:rStyle w:val="Hyperlink"/>
@@ -706,8 +706,8 @@
         <w:t xml:space="preserve">is a complex problem, and should not be taken lightly.</w:t>
       </w:r>
     </w:p>
-    <w:bookmarkEnd w:id="17"/>
-    <w:bookmarkStart w:id="21" w:name="resources-and-people"/>
+    <w:bookmarkEnd w:id="28"/>
+    <w:bookmarkStart w:id="32" w:name="resources-and-people"/>
     <w:p>
       <w:pPr>
         <w:pStyle w:val="Heading2"/>
@@ -740,7 +740,7 @@
           <w:numId w:val="1007"/>
         </w:numPr>
       </w:pPr>
-      <w:hyperlink r:id="rId18">
+      <w:hyperlink r:id="rId29">
         <w:r>
           <w:rPr>
             <w:rStyle w:val="Hyperlink"/>
@@ -760,7 +760,7 @@
           <w:numId w:val="1007"/>
         </w:numPr>
       </w:pPr>
-      <w:hyperlink r:id="rId10">
+      <w:hyperlink r:id="rId21">
         <w:r>
           <w:rPr>
             <w:rStyle w:val="Hyperlink"/>
@@ -780,7 +780,7 @@
           <w:numId w:val="1007"/>
         </w:numPr>
       </w:pPr>
-      <w:hyperlink r:id="rId19">
+      <w:hyperlink r:id="rId30">
         <w:r>
           <w:rPr>
             <w:rStyle w:val="Hyperlink"/>
@@ -882,7 +882,7 @@
               <w:pStyle w:val="Compact"/>
               <w:jc w:val="left"/>
             </w:pPr>
-            <w:hyperlink r:id="rId20">
+            <w:hyperlink r:id="rId31">
               <w:r>
                 <w:rPr>
                   <w:rStyle w:val="Hyperlink"/>
@@ -980,8 +980,8 @@
         <w:t xml:space="preserve">Different versions of this document were written by Shuai Wang, Kees Verstoep and Peter Bloem, in consultation with the university privacy champions. Any comments or recommendations can be addressed to Peter Bloem.</w:t>
       </w:r>
     </w:p>
-    <w:bookmarkEnd w:id="21"/>
-    <w:bookmarkStart w:id="22" w:name="answers"/>
+    <w:bookmarkEnd w:id="32"/>
+    <w:bookmarkStart w:id="33" w:name="answers"/>
     <w:p>
       <w:pPr>
         <w:pStyle w:val="Heading2"/>
@@ -1114,12 +1114,8 @@
         <w:t xml:space="preserve">There is a small amount of gray area here: for example, asking for date availability for a meeting or for feedback on a department outing. Clearly such informal polls can be sent out without this kind of scrutiny. Common sense should be enough to distinguish surveys from informal, internal polls.</w:t>
       </w:r>
     </w:p>
-    <w:bookmarkEnd w:id="22"/>
-    <w:sectPr>
-      <w:footnotePr>
-        <w:numRestart w:val="eachSect"/>
-      </w:footnotePr>
-    </w:sectPr>
+    <w:bookmarkEnd w:id="33"/>
+    <w:sectPr/>
   </w:body>
 </w:document>
 </file>
@@ -1375,10 +1371,10 @@
   <w:docDefaults>
     <w:rPrDefault>
       <w:rPr>
-        <w:rFonts w:asciiTheme="minorHAnsi" w:cstheme="minorBidi" w:eastAsiaTheme="minorEastAsia" w:hAnsiTheme="minorHAnsi"/>
+        <w:rFonts w:asciiTheme="minorHAnsi" w:cstheme="minorBidi" w:eastAsiaTheme="minorHAnsi" w:hAnsiTheme="minorHAnsi"/>
         <w:sz w:val="24"/>
         <w:szCs w:val="24"/>
-        <w:lang w:bidi="ar-SA" w:eastAsia="zh-CN" w:val="en-US"/>
+        <w:lang w:bidi="ar-SA" w:eastAsia="en-US" w:val="en-US"/>
       </w:rPr>
     </w:rPrDefault>
     <w:pPrDefault>
@@ -1430,6 +1426,8 @@
     </w:pPr>
     <w:rPr>
       <w:rFonts w:asciiTheme="majorHAnsi" w:cstheme="majorBidi" w:eastAsiaTheme="majorEastAsia" w:hAnsiTheme="majorHAnsi"/>
+      <w:spacing w:val="-10"/>
+      <w:kern w:val="28"/>
       <w:sz w:val="56"/>
       <w:szCs w:val="56"/>
     </w:rPr>
@@ -1442,6 +1440,8 @@
     <w:rsid w:val="00A10FD9"/>
     <w:rPr>
       <w:rFonts w:asciiTheme="majorHAnsi" w:cstheme="majorBidi" w:eastAsiaTheme="majorEastAsia" w:hAnsiTheme="majorHAnsi"/>
+      <w:spacing w:val="-10"/>
+      <w:kern w:val="28"/>
       <w:sz w:val="56"/>
       <w:szCs w:val="56"/>
     </w:rPr>
@@ -1482,31 +1482,23 @@
   </w:style>
   <w:style w:customStyle="1" w:styleId="Author" w:type="paragraph">
     <w:name w:val="Author"/>
-    <w:basedOn w:val="Title"/>
     <w:next w:val="BodyText"/>
     <w:qFormat/>
     <w:pPr>
       <w:keepNext/>
       <w:keepLines/>
+      <w:jc w:val="center"/>
     </w:pPr>
-    <w:rPr>
-      <w:sz w:val="24"/>
-      <w:szCs w:val="24"/>
-    </w:rPr>
   </w:style>
   <w:style w:styleId="Date" w:type="paragraph">
     <w:name w:val="Date"/>
-    <w:basedOn w:val="Title"/>
     <w:next w:val="BodyText"/>
     <w:qFormat/>
     <w:pPr>
       <w:keepNext/>
       <w:keepLines/>
+      <w:jc w:val="center"/>
     </w:pPr>
-    <w:rPr>
-      <w:sz w:val="24"/>
-      <w:szCs w:val="24"/>
-    </w:rPr>
   </w:style>
   <w:style w:customStyle="1" w:styleId="AbstractTitle" w:type="paragraph">
     <w:name w:val="Abstract Title"/>
@@ -1919,6 +1911,13 @@
       </w:tblCellMar>
     </w:tblPr>
     <w:tblStylePr w:type="firstRow">
+      <w:tblPr>
+        <w:jc w:val="left"/>
+        <w:tblInd w:type="dxa" w:w="0"/>
+      </w:tblPr>
+      <w:trPr>
+        <w:jc w:val="left"/>
+      </w:trPr>
       <w:tcPr>
         <w:tcBorders>
           <w:bottom w:val="single"/>

--- a/RDM-guidelines/VU-CS-Survey-policy.docx
+++ b/RDM-guidelines/VU-CS-Survey-policy.docx
@@ -162,7 +162,7 @@
         <w:t xml:space="preserve">In the past, such survey data has had to be deleted without being used due to GDPR violations, so it pays to be careful about the rules and guidelines.</w:t>
       </w:r>
     </w:p>
-    <w:bookmarkStart w:id="20" w:name="department-policy"/>
+    <w:bookmarkStart w:id="9" w:name="department-policy"/>
     <w:p>
       <w:pPr>
         <w:pStyle w:val="Heading2"/>
@@ -253,8 +253,8 @@
         <w:t xml:space="preserve">If the survey originates with another department in the VU, we require an ethical self-check, and a check with a privacy champion, before a survey may be sent out to students.</w:t>
       </w:r>
     </w:p>
-    <w:bookmarkEnd w:id="20"/>
-    <w:bookmarkStart w:id="28" w:name="key-principles-and-common-mistakes"/>
+    <w:bookmarkEnd w:id="9"/>
+    <w:bookmarkStart w:id="17" w:name="key-principles-and-common-mistakes"/>
     <w:p>
       <w:pPr>
         <w:pStyle w:val="Heading2"/>
@@ -329,7 +329,7 @@
       <w:r>
         <w:t xml:space="preserve"> </w:t>
       </w:r>
-      <w:hyperlink r:id="rId21">
+      <w:hyperlink r:id="rId10">
         <w:r>
           <w:rPr>
             <w:rStyle w:val="Hyperlink"/>
@@ -358,7 +358,7 @@
       <w:r>
         <w:t xml:space="preserve"> </w:t>
       </w:r>
-      <w:hyperlink r:id="rId22">
+      <w:hyperlink r:id="rId11">
         <w:r>
           <w:rPr>
             <w:rStyle w:val="Hyperlink"/>
@@ -415,7 +415,7 @@
       <w:r>
         <w:t xml:space="preserve"> </w:t>
       </w:r>
-      <w:hyperlink r:id="rId23">
+      <w:hyperlink r:id="rId12">
         <w:r>
           <w:rPr>
             <w:rStyle w:val="Hyperlink"/>
@@ -519,7 +519,7 @@
       <w:r>
         <w:t xml:space="preserve"> </w:t>
       </w:r>
-      <w:hyperlink r:id="rId24">
+      <w:hyperlink r:id="rId13">
         <w:r>
           <w:rPr>
             <w:rStyle w:val="Hyperlink"/>
@@ -617,7 +617,7 @@
       <w:r>
         <w:t xml:space="preserve"> </w:t>
       </w:r>
-      <w:hyperlink r:id="rId25">
+      <w:hyperlink r:id="rId14">
         <w:r>
           <w:rPr>
             <w:rStyle w:val="Hyperlink"/>
@@ -631,7 +631,7 @@
       <w:r>
         <w:t xml:space="preserve"> </w:t>
       </w:r>
-      <w:hyperlink r:id="rId26">
+      <w:hyperlink r:id="rId15">
         <w:r>
           <w:rPr>
             <w:rStyle w:val="Hyperlink"/>
@@ -691,7 +691,7 @@
       <w:r>
         <w:t xml:space="preserve"> </w:t>
       </w:r>
-      <w:hyperlink r:id="rId27">
+      <w:hyperlink r:id="rId16">
         <w:r>
           <w:rPr>
             <w:rStyle w:val="Hyperlink"/>
@@ -706,8 +706,8 @@
         <w:t xml:space="preserve">is a complex problem, and should not be taken lightly.</w:t>
       </w:r>
     </w:p>
-    <w:bookmarkEnd w:id="28"/>
-    <w:bookmarkStart w:id="32" w:name="resources-and-people"/>
+    <w:bookmarkEnd w:id="17"/>
+    <w:bookmarkStart w:id="21" w:name="resources-and-people"/>
     <w:p>
       <w:pPr>
         <w:pStyle w:val="Heading2"/>
@@ -740,7 +740,7 @@
           <w:numId w:val="1007"/>
         </w:numPr>
       </w:pPr>
-      <w:hyperlink r:id="rId29">
+      <w:hyperlink r:id="rId18">
         <w:r>
           <w:rPr>
             <w:rStyle w:val="Hyperlink"/>
@@ -760,7 +760,7 @@
           <w:numId w:val="1007"/>
         </w:numPr>
       </w:pPr>
-      <w:hyperlink r:id="rId21">
+      <w:hyperlink r:id="rId10">
         <w:r>
           <w:rPr>
             <w:rStyle w:val="Hyperlink"/>
@@ -780,7 +780,7 @@
           <w:numId w:val="1007"/>
         </w:numPr>
       </w:pPr>
-      <w:hyperlink r:id="rId30">
+      <w:hyperlink r:id="rId19">
         <w:r>
           <w:rPr>
             <w:rStyle w:val="Hyperlink"/>
@@ -882,7 +882,7 @@
               <w:pStyle w:val="Compact"/>
               <w:jc w:val="left"/>
             </w:pPr>
-            <w:hyperlink r:id="rId31">
+            <w:hyperlink r:id="rId20">
               <w:r>
                 <w:rPr>
                   <w:rStyle w:val="Hyperlink"/>
@@ -980,8 +980,8 @@
         <w:t xml:space="preserve">Different versions of this document were written by Shuai Wang, Kees Verstoep and Peter Bloem, in consultation with the university privacy champions. Any comments or recommendations can be addressed to Peter Bloem.</w:t>
       </w:r>
     </w:p>
-    <w:bookmarkEnd w:id="32"/>
-    <w:bookmarkStart w:id="33" w:name="answers"/>
+    <w:bookmarkEnd w:id="21"/>
+    <w:bookmarkStart w:id="22" w:name="answers"/>
     <w:p>
       <w:pPr>
         <w:pStyle w:val="Heading2"/>
@@ -1114,8 +1114,12 @@
         <w:t xml:space="preserve">There is a small amount of gray area here: for example, asking for date availability for a meeting or for feedback on a department outing. Clearly such informal polls can be sent out without this kind of scrutiny. Common sense should be enough to distinguish surveys from informal, internal polls.</w:t>
       </w:r>
     </w:p>
-    <w:bookmarkEnd w:id="33"/>
-    <w:sectPr/>
+    <w:bookmarkEnd w:id="22"/>
+    <w:sectPr>
+      <w:footnotePr>
+        <w:numRestart w:val="eachSect"/>
+      </w:footnotePr>
+    </w:sectPr>
   </w:body>
 </w:document>
 </file>
@@ -1371,10 +1375,10 @@
   <w:docDefaults>
     <w:rPrDefault>
       <w:rPr>
-        <w:rFonts w:asciiTheme="minorHAnsi" w:cstheme="minorBidi" w:eastAsiaTheme="minorHAnsi" w:hAnsiTheme="minorHAnsi"/>
+        <w:rFonts w:asciiTheme="minorHAnsi" w:cstheme="minorBidi" w:eastAsiaTheme="minorEastAsia" w:hAnsiTheme="minorHAnsi"/>
         <w:sz w:val="24"/>
         <w:szCs w:val="24"/>
-        <w:lang w:bidi="ar-SA" w:eastAsia="en-US" w:val="en-US"/>
+        <w:lang w:bidi="ar-SA" w:eastAsia="zh-CN" w:val="en-US"/>
       </w:rPr>
     </w:rPrDefault>
     <w:pPrDefault>
@@ -1426,8 +1430,6 @@
     </w:pPr>
     <w:rPr>
       <w:rFonts w:asciiTheme="majorHAnsi" w:cstheme="majorBidi" w:eastAsiaTheme="majorEastAsia" w:hAnsiTheme="majorHAnsi"/>
-      <w:spacing w:val="-10"/>
-      <w:kern w:val="28"/>
       <w:sz w:val="56"/>
       <w:szCs w:val="56"/>
     </w:rPr>
@@ -1440,8 +1442,6 @@
     <w:rsid w:val="00A10FD9"/>
     <w:rPr>
       <w:rFonts w:asciiTheme="majorHAnsi" w:cstheme="majorBidi" w:eastAsiaTheme="majorEastAsia" w:hAnsiTheme="majorHAnsi"/>
-      <w:spacing w:val="-10"/>
-      <w:kern w:val="28"/>
       <w:sz w:val="56"/>
       <w:szCs w:val="56"/>
     </w:rPr>
@@ -1482,23 +1482,31 @@
   </w:style>
   <w:style w:customStyle="1" w:styleId="Author" w:type="paragraph">
     <w:name w:val="Author"/>
+    <w:basedOn w:val="Title"/>
     <w:next w:val="BodyText"/>
     <w:qFormat/>
     <w:pPr>
       <w:keepNext/>
       <w:keepLines/>
-      <w:jc w:val="center"/>
     </w:pPr>
+    <w:rPr>
+      <w:sz w:val="24"/>
+      <w:szCs w:val="24"/>
+    </w:rPr>
   </w:style>
   <w:style w:styleId="Date" w:type="paragraph">
     <w:name w:val="Date"/>
+    <w:basedOn w:val="Title"/>
     <w:next w:val="BodyText"/>
     <w:qFormat/>
     <w:pPr>
       <w:keepNext/>
       <w:keepLines/>
-      <w:jc w:val="center"/>
     </w:pPr>
+    <w:rPr>
+      <w:sz w:val="24"/>
+      <w:szCs w:val="24"/>
+    </w:rPr>
   </w:style>
   <w:style w:customStyle="1" w:styleId="AbstractTitle" w:type="paragraph">
     <w:name w:val="Abstract Title"/>
@@ -1911,13 +1919,6 @@
       </w:tblCellMar>
     </w:tblPr>
     <w:tblStylePr w:type="firstRow">
-      <w:tblPr>
-        <w:jc w:val="left"/>
-        <w:tblInd w:type="dxa" w:w="0"/>
-      </w:tblPr>
-      <w:trPr>
-        <w:jc w:val="left"/>
-      </w:trPr>
       <w:tcPr>
         <w:tcBorders>
           <w:bottom w:val="single"/>
